--- a/项目说明书/项目设计说明书_新.docx
+++ b/项目说明书/项目设计说明书_新.docx
@@ -148,50 +148,11 @@
         <w:spacing w:after="0" w:line="15" w:lineRule="auto"/>
         <w:ind w:firstLine="2880" w:firstLineChars="900"/>
         <w:rPr>
-          <w:rFonts w:ascii="宋体" w:hAnsi="宋体" w:eastAsia="宋体"/>
-          <w:sz w:val="32"/>
-          <w:szCs w:val="32"/>
-          <w:u w:val="single"/>
-        </w:rPr>
-      </w:pPr>
-      <w:r>
-        <w:rPr>
-          <w:rFonts w:hint="eastAsia" w:ascii="宋体" w:hAnsi="宋体" w:eastAsia="宋体"/>
-          <w:sz w:val="32"/>
-          <w:szCs w:val="32"/>
-        </w:rPr>
-        <w:t>组号：</w:t>
-      </w:r>
-      <w:r>
-        <w:rPr>
           <w:rFonts w:hint="eastAsia" w:ascii="宋体" w:hAnsi="宋体" w:eastAsia="宋体"/>
           <w:sz w:val="32"/>
           <w:szCs w:val="32"/>
           <w:u w:val="single"/>
         </w:rPr>
-        <w:t xml:space="preserve">          </w:t>
-      </w:r>
-    </w:p>
-    <w:p>
-      <w:pPr>
-        <w:spacing w:after="0" w:line="15" w:lineRule="auto"/>
-        <w:jc w:val="center"/>
-        <w:rPr>
-          <w:rFonts w:ascii="宋体" w:hAnsi="宋体" w:eastAsia="宋体"/>
-          <w:sz w:val="32"/>
-          <w:szCs w:val="32"/>
-        </w:rPr>
-      </w:pPr>
-    </w:p>
-    <w:p>
-      <w:pPr>
-        <w:spacing w:after="0" w:line="15" w:lineRule="auto"/>
-        <w:jc w:val="center"/>
-        <w:rPr>
-          <w:rFonts w:ascii="宋体" w:hAnsi="宋体" w:eastAsia="宋体"/>
-          <w:sz w:val="32"/>
-          <w:szCs w:val="32"/>
-        </w:rPr>
       </w:pPr>
       <w:r>
         <w:rPr>
@@ -199,15 +160,57 @@
           <w:sz w:val="32"/>
           <w:szCs w:val="32"/>
         </w:rPr>
+        <w:t>组号：</w:t>
+      </w:r>
+      <w:r>
+        <w:rPr>
+          <w:rFonts w:hint="eastAsia" w:ascii="宋体" w:hAnsi="宋体" w:eastAsia="宋体"/>
+          <w:sz w:val="32"/>
+          <w:szCs w:val="32"/>
+          <w:u w:val="single"/>
+        </w:rPr>
+        <w:t xml:space="preserve">          </w:t>
+      </w:r>
+    </w:p>
+    <w:p>
+      <w:pPr>
+        <w:spacing w:after="0" w:line="15" w:lineRule="auto"/>
+        <w:jc w:val="center"/>
+        <w:rPr>
+          <w:rFonts w:hint="eastAsia" w:ascii="宋体" w:hAnsi="宋体" w:eastAsia="宋体"/>
+          <w:sz w:val="32"/>
+          <w:szCs w:val="32"/>
+        </w:rPr>
+      </w:pPr>
+      <w:r>
+        <w:rPr>
+          <w:rFonts w:hint="eastAsia" w:ascii="宋体" w:hAnsi="宋体" w:eastAsia="宋体"/>
+          <w:sz w:val="32"/>
+          <w:szCs w:val="32"/>
+        </w:rPr>
         <w:t>时间：2026年4月</w:t>
       </w:r>
     </w:p>
     <w:p>
       <w:pPr>
         <w:pStyle w:val="49"/>
+        <w:sectPr>
+          <w:headerReference r:id="rId5" w:type="default"/>
+          <w:pgSz w:w="11906" w:h="16838"/>
+          <w:pgMar w:top="1440" w:right="1800" w:bottom="1440" w:left="1800" w:header="1134" w:footer="992" w:gutter="0"/>
+          <w:pgNumType w:start="1"/>
+          <w:cols w:space="425" w:num="1"/>
+          <w:titlePg/>
+          <w:docGrid w:type="lines" w:linePitch="312" w:charSpace="0"/>
+        </w:sectPr>
       </w:pPr>
       <w:bookmarkStart w:id="0" w:name="_Toc228225179"/>
       <w:bookmarkStart w:id="1" w:name="heading_3"/>
+    </w:p>
+    <w:p>
+      <w:pPr>
+        <w:pStyle w:val="49"/>
+      </w:pPr>
       <w:r>
         <w:t>第一章 项目概述</w:t>
       </w:r>
@@ -383,8 +386,8 @@
         </w:rPr>
         <w:drawing>
           <wp:inline distT="0" distB="0" distL="0" distR="0">
-            <wp:extent cx="3658235" cy="4733290"/>
-            <wp:effectExtent l="0" t="0" r="14605" b="6350"/>
+            <wp:extent cx="3825240" cy="4949190"/>
+            <wp:effectExtent l="0" t="0" r="0" b="3810"/>
             <wp:docPr id="2020637140" name="图片 9"/>
             <wp:cNvGraphicFramePr>
               <a:graphicFrameLocks xmlns:a="http://schemas.openxmlformats.org/drawingml/2006/main" noChangeAspect="1"/>
@@ -399,7 +402,7 @@
                     </pic:cNvPicPr>
                   </pic:nvPicPr>
                   <pic:blipFill>
-                    <a:blip r:embed="rId8" cstate="print">
+                    <a:blip r:embed="rId9" cstate="print">
                       <a:extLst>
                         <a:ext uri="{28A0092B-C50C-407E-A947-70E740481C1C}">
                           <a14:useLocalDpi xmlns:a14="http://schemas.microsoft.com/office/drawing/2010/main" val="0"/>
@@ -414,7 +417,7 @@
                   <pic:spPr>
                     <a:xfrm>
                       <a:off x="0" y="0"/>
-                      <a:ext cx="3658235" cy="4733290"/>
+                      <a:ext cx="3825240" cy="4949190"/>
                     </a:xfrm>
                     <a:prstGeom prst="rect">
                       <a:avLst/>
@@ -887,8 +890,8 @@
         </w:rPr>
         <w:drawing>
           <wp:inline distT="0" distB="0" distL="114300" distR="114300">
-            <wp:extent cx="4639945" cy="3353435"/>
-            <wp:effectExtent l="0" t="0" r="8255" b="14605"/>
+            <wp:extent cx="4901565" cy="3543300"/>
+            <wp:effectExtent l="0" t="0" r="5715" b="7620"/>
             <wp:docPr id="1" name="图片 1" descr="图2"/>
             <wp:cNvGraphicFramePr>
               <a:graphicFrameLocks xmlns:a="http://schemas.openxmlformats.org/drawingml/2006/main" noChangeAspect="1"/>
@@ -903,7 +906,7 @@
                     </pic:cNvPicPr>
                   </pic:nvPicPr>
                   <pic:blipFill>
-                    <a:blip r:embed="rId9"/>
+                    <a:blip r:embed="rId10"/>
                     <a:stretch>
                       <a:fillRect/>
                     </a:stretch>
@@ -911,7 +914,7 @@
                   <pic:spPr>
                     <a:xfrm>
                       <a:off x="0" y="0"/>
-                      <a:ext cx="4639945" cy="3353435"/>
+                      <a:ext cx="4901565" cy="3543300"/>
                     </a:xfrm>
                     <a:prstGeom prst="rect">
                       <a:avLst/>
@@ -1009,7 +1012,7 @@
                     </pic:cNvPicPr>
                   </pic:nvPicPr>
                   <pic:blipFill>
-                    <a:blip r:embed="rId10">
+                    <a:blip r:embed="rId11">
                       <a:extLst>
                         <a:ext uri="{28A0092B-C50C-407E-A947-70E740481C1C}">
                           <a14:useLocalDpi xmlns:a14="http://schemas.microsoft.com/office/drawing/2010/main" val="0"/>
@@ -1273,7 +1276,7 @@
                     </pic:cNvPicPr>
                   </pic:nvPicPr>
                   <pic:blipFill>
-                    <a:blip r:embed="rId11"/>
+                    <a:blip r:embed="rId12"/>
                     <a:stretch>
                       <a:fillRect/>
                     </a:stretch>
@@ -1539,28 +1542,19 @@
         <w:ind w:firstLine="480" w:firstLineChars="200"/>
         <w:textAlignment w:val="auto"/>
         <w:rPr>
-          <w:rFonts w:ascii="宋体" w:hAnsi="宋体" w:eastAsia="宋体" w:cs="Arial"/>
-          <w:sz w:val="24"/>
-        </w:rPr>
-      </w:pPr>
-      <w:r>
-        <w:rPr>
-          <w:rFonts w:ascii="宋体" w:hAnsi="宋体" w:eastAsia="宋体" w:cs="宋体"/>
-          <w:sz w:val="24"/>
-          <w:szCs w:val="24"/>
-        </w:rPr>
-        <w:t>声光交互单元包含多态LED环形指示灯与音频扬声器：LED通过色彩与闪烁频率映射设备当前的工作状态（跟随、待机、异常）；扬声器则用于播放安抚音频、诱导发声及警报提示音。电源管理模块采用大容量18650动力锂电池组供电，辅以TP4057充放电管理与AMS1117高效率LDO降压模块。电源系统具备完善的过充、过放及短路保护，在低功耗陪伴模式下，可保障设备连续稳定运行2小时以上，充分满足宠物独处时的陪伴需求。</w:t>
-      </w:r>
-    </w:p>
-    <w:p>
-      <w:pPr>
-        <w:spacing w:before="120" w:after="120" w:line="288" w:lineRule="auto"/>
-        <w:rPr>
           <w:rFonts w:hint="eastAsia" w:ascii="宋体" w:hAnsi="宋体" w:eastAsia="宋体" w:cs="Arial"/>
           <w:color w:val="EE0000"/>
           <w:sz w:val="24"/>
         </w:rPr>
       </w:pPr>
+      <w:r>
+        <w:rPr>
+          <w:rFonts w:ascii="宋体" w:hAnsi="宋体" w:eastAsia="宋体" w:cs="宋体"/>
+          <w:sz w:val="24"/>
+          <w:szCs w:val="24"/>
+        </w:rPr>
+        <w:t>声光交互单元包含多态LED环形指示灯与音频扬声器：LED通过色彩与闪烁频率映射设备当前的工作状态（跟随、待机、异常）；扬声器则用于播放安抚音频、诱导发声及警报提示音。电源管理模块采用大容量18650动力锂电池组供电，辅以TP4057充放电管理与AMS1117高效率LDO降压模块。电源系统具备完善的过充、过放及短路保护，在低功耗陪伴模式下，可保障设备连续稳定运行2小时以上，充分满足宠物独处时的陪伴需求。</w:t>
+      </w:r>
     </w:p>
     <w:p>
       <w:pPr>
@@ -1576,8 +1570,22 @@
     </w:p>
     <w:p>
       <w:pPr>
-        <w:spacing w:before="120" w:after="120" w:line="288" w:lineRule="auto"/>
+        <w:keepNext w:val="0"/>
+        <w:keepLines w:val="0"/>
+        <w:pageBreakBefore w:val="0"/>
+        <w:widowControl w:val="0"/>
+        <w:kinsoku/>
+        <w:wordWrap/>
+        <w:overflowPunct/>
+        <w:topLinePunct w:val="0"/>
+        <w:autoSpaceDE/>
+        <w:autoSpaceDN/>
+        <w:bidi w:val="0"/>
+        <w:adjustRightInd/>
+        <w:snapToGrid/>
+        <w:spacing w:before="40" w:after="40" w:line="288" w:lineRule="auto"/>
         <w:ind w:firstLine="480" w:firstLineChars="200"/>
+        <w:textAlignment w:val="auto"/>
         <w:rPr>
           <w:rFonts w:ascii="宋体" w:hAnsi="宋体" w:eastAsia="宋体" w:cs="Arial"/>
           <w:sz w:val="24"/>
@@ -1772,8 +1780,8 @@
         </w:rPr>
         <w:drawing>
           <wp:inline distT="0" distB="0" distL="114300" distR="114300">
-            <wp:extent cx="3824605" cy="4938395"/>
-            <wp:effectExtent l="0" t="0" r="635" b="0"/>
+            <wp:extent cx="4231640" cy="5465445"/>
+            <wp:effectExtent l="0" t="0" r="5080" b="0"/>
             <wp:docPr id="6" name="图片 6" descr="图9 软件系统总体架构"/>
             <wp:cNvGraphicFramePr>
               <a:graphicFrameLocks xmlns:a="http://schemas.openxmlformats.org/drawingml/2006/main" noChangeAspect="1"/>
@@ -1788,7 +1796,7 @@
                     </pic:cNvPicPr>
                   </pic:nvPicPr>
                   <pic:blipFill>
-                    <a:blip r:embed="rId12"/>
+                    <a:blip r:embed="rId13"/>
                     <a:stretch>
                       <a:fillRect/>
                     </a:stretch>
@@ -1796,7 +1804,7 @@
                   <pic:spPr>
                     <a:xfrm>
                       <a:off x="0" y="0"/>
-                      <a:ext cx="3824605" cy="4938395"/>
+                      <a:ext cx="4231640" cy="5465445"/>
                     </a:xfrm>
                     <a:prstGeom prst="rect">
                       <a:avLst/>
@@ -2023,7 +2031,7 @@
                     </pic:cNvPicPr>
                   </pic:nvPicPr>
                   <pic:blipFill>
-                    <a:blip r:embed="rId13"/>
+                    <a:blip r:embed="rId14"/>
                     <a:stretch>
                       <a:fillRect/>
                     </a:stretch>
@@ -2226,6 +2234,7 @@
           <w:lang w:eastAsia="zh-CN"/>
         </w:rPr>
       </w:pPr>
+      <w:bookmarkStart w:id="59" w:name="_GoBack"/>
       <w:r>
         <w:rPr>
           <w:rFonts w:hint="eastAsia" w:ascii="宋体" w:hAnsi="宋体" w:eastAsia="宋体" w:cs="Arial"/>
@@ -2234,8 +2243,8 @@
         </w:rPr>
         <w:drawing>
           <wp:inline distT="0" distB="0" distL="114300" distR="114300">
-            <wp:extent cx="4494530" cy="4518025"/>
-            <wp:effectExtent l="0" t="0" r="1270" b="8255"/>
+            <wp:extent cx="4933315" cy="4959350"/>
+            <wp:effectExtent l="0" t="0" r="4445" b="8890"/>
             <wp:docPr id="8" name="图片 8" descr="app设计拼图 "/>
             <wp:cNvGraphicFramePr>
               <a:graphicFrameLocks xmlns:a="http://schemas.openxmlformats.org/drawingml/2006/main" noChangeAspect="1"/>
@@ -2250,7 +2259,7 @@
                     </pic:cNvPicPr>
                   </pic:nvPicPr>
                   <pic:blipFill>
-                    <a:blip r:embed="rId14"/>
+                    <a:blip r:embed="rId15"/>
                     <a:stretch>
                       <a:fillRect/>
                     </a:stretch>
@@ -2258,7 +2267,7 @@
                   <pic:spPr>
                     <a:xfrm>
                       <a:off x="0" y="0"/>
-                      <a:ext cx="4494530" cy="4518025"/>
+                      <a:ext cx="4933315" cy="4959350"/>
                     </a:xfrm>
                     <a:prstGeom prst="rect">
                       <a:avLst/>
@@ -2270,6 +2279,7 @@
           </wp:inline>
         </w:drawing>
       </w:r>
+      <w:bookmarkEnd w:id="59"/>
     </w:p>
     <w:p>
       <w:pPr>
@@ -2605,7 +2615,7 @@
                     </pic:cNvPicPr>
                   </pic:nvPicPr>
                   <pic:blipFill>
-                    <a:blip r:embed="rId15"/>
+                    <a:blip r:embed="rId16"/>
                     <a:stretch>
                       <a:fillRect/>
                     </a:stretch>
@@ -3081,7 +3091,7 @@
                           </pic:cNvPicPr>
                         </pic:nvPicPr>
                         <pic:blipFill>
-                          <a:blip r:embed="rId16"/>
+                          <a:blip r:embed="rId17"/>
                           <a:stretch>
                             <a:fillRect/>
                           </a:stretch>
@@ -3156,7 +3166,7 @@
                           </pic:cNvPicPr>
                         </pic:nvPicPr>
                         <pic:blipFill>
-                          <a:blip r:embed="rId17"/>
+                          <a:blip r:embed="rId18"/>
                           <a:stretch>
                             <a:fillRect/>
                           </a:stretch>
@@ -3249,7 +3259,7 @@
                           </pic:cNvPicPr>
                         </pic:nvPicPr>
                         <pic:blipFill>
-                          <a:blip r:embed="rId18"/>
+                          <a:blip r:embed="rId19"/>
                           <a:stretch>
                             <a:fillRect/>
                           </a:stretch>
@@ -3324,7 +3334,7 @@
                           </pic:cNvPicPr>
                         </pic:nvPicPr>
                         <pic:blipFill>
-                          <a:blip r:embed="rId19"/>
+                          <a:blip r:embed="rId20"/>
                           <a:stretch>
                             <a:fillRect/>
                           </a:stretch>
@@ -3959,14 +3969,12 @@
         </w:rPr>
         <w:t>STM32低成本主控芯片为核心，配合通用传感器，实现多功能一体化设计，使高性能陪伴更易被普通家庭接受。电源管理模块经过优化，采用锂电池供电，并辅以低功耗控制逻辑，待机时关闭冗余模块，通过红外传感器实现智能唤醒，使机器人在宠物独处期间能够持续互动，为用户提供稳定、便捷的使用体验。操作端采用直观简洁的手机APP，无需专业知识即可上手，机器人运动灵活，能够适应瓷砖、木地板、地毯等多种家庭环境，并且传感器覆盖范围广，可服务不同体型的宠物，如猫和小型犬，场景适应性强。这种兼顾高性价比、智能交互与多场景适用的设计，不仅体现了创新性，也展现了产品在家庭陪伴市场的广阔潜力。</w:t>
       </w:r>
-      <w:bookmarkStart w:id="59" w:name="_GoBack"/>
-      <w:bookmarkEnd w:id="59"/>
     </w:p>
     <w:sectPr>
-      <w:footerReference r:id="rId6" w:type="first"/>
-      <w:footerReference r:id="rId5" w:type="default"/>
+      <w:footerReference r:id="rId7" w:type="first"/>
+      <w:footerReference r:id="rId6" w:type="default"/>
       <w:pgSz w:w="11906" w:h="16838"/>
-      <w:pgMar w:top="1440" w:right="1800" w:bottom="1440" w:left="1800" w:header="1134" w:footer="992" w:gutter="0"/>
+      <w:pgMar w:top="1440" w:right="1800" w:bottom="1440" w:left="1800" w:header="1134" w:footer="680" w:gutter="0"/>
       <w:pgNumType w:start="1"/>
       <w:cols w:space="425" w:num="1"/>
       <w:docGrid w:type="lines" w:linePitch="312" w:charSpace="0"/>
@@ -4004,7 +4012,7 @@
 <w:ftr xmlns:wpc="http://schemas.microsoft.com/office/word/2010/wordprocessingCanvas" xmlns:mc="http://schemas.openxmlformats.org/markup-compatibility/2006" xmlns:o="urn:schemas-microsoft-com:office:office" xmlns:r="http://schemas.openxmlformats.org/officeDocument/2006/relationships" xmlns:m="http://schemas.openxmlformats.org/officeDocument/2006/math" xmlns:v="urn:schemas-microsoft-com:vml" xmlns:wp14="http://schemas.microsoft.com/office/word/2010/wordprocessingDrawing" xmlns:wp="http://schemas.openxmlformats.org/drawingml/2006/wordprocessingDrawing" xmlns:w10="urn:schemas-microsoft-com:office:word" xmlns:w="http://schemas.openxmlformats.org/wordprocessingml/2006/main" xmlns:w14="http://schemas.microsoft.com/office/word/2010/wordml" xmlns:w15="http://schemas.microsoft.com/office/word/2012/wordml" xmlns:wpg="http://schemas.microsoft.com/office/word/2010/wordprocessingGroup" xmlns:wpi="http://schemas.microsoft.com/office/word/2010/wordprocessingInk" xmlns:wne="http://schemas.microsoft.com/office/word/2006/wordml" xmlns:wps="http://schemas.microsoft.com/office/word/2010/wordprocessingShape" xmlns:wpsCustomData="http://www.wps.cn/officeDocument/2013/wpsCustomData" mc:Ignorable="w14 w15 wp14">
   <w:sdt>
     <w:sdtPr>
-      <w:id w:val="2139288985"/>
+      <w:id w:val="147462448"/>
       <w:docPartObj>
         <w:docPartGallery w:val="autotext"/>
       </w:docPartObj>
@@ -4066,7 +4074,7 @@
               <wp:extent cx="1828800" cy="1828800"/>
               <wp:effectExtent l="0" t="0" r="0" b="0"/>
               <wp:wrapNone/>
-              <wp:docPr id="14" name="文本框 14"/>
+              <wp:docPr id="3" name="文本框 3"/>
               <wp:cNvGraphicFramePr/>
               <a:graphic xmlns:a="http://schemas.openxmlformats.org/drawingml/2006/main">
                 <a:graphicData uri="http://schemas.microsoft.com/office/word/2010/wordprocessingShape">
@@ -4134,7 +4142,7 @@
         </mc:Choice>
         <mc:Fallback>
           <w:pict>
-            <v:shape id="_x0000_s1026" o:spid="_x0000_s1026" o:spt="202" type="#_x0000_t202" style="position:absolute;left:0pt;margin-top:0pt;height:144pt;width:144pt;mso-position-horizontal:center;mso-position-horizontal-relative:margin;mso-wrap-style:none;z-index:251659264;mso-width-relative:page;mso-height-relative:page;" filled="f" stroked="f" coordsize="21600,21600" o:gfxdata="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">
+            <v:shape id="_x0000_s1026" o:spid="_x0000_s1026" o:spt="202" type="#_x0000_t202" style="position:absolute;left:0pt;margin-top:0pt;height:144pt;width:144pt;mso-position-horizontal:center;mso-position-horizontal-relative:margin;mso-wrap-style:none;z-index:251659264;mso-width-relative:page;mso-height-relative:page;" filled="f" stroked="f" coordsize="21600,21600" o:gfxdata="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">
               <v:fill on="f" focussize="0,0"/>
               <v:stroke on="f" weight="0.5pt"/>
               <v:imagedata o:title=""/>
@@ -4195,6 +4203,31 @@
     </w:p>
   </w:footnote>
 </w:footnotes>
+</file>
+
+<file path=word/header1.xml><?xml version="1.0" encoding="utf-8"?>
+<w:hdr xmlns:wpc="http://schemas.microsoft.com/office/word/2010/wordprocessingCanvas" xmlns:mc="http://schemas.openxmlformats.org/markup-compatibility/2006" xmlns:o="urn:schemas-microsoft-com:office:office" xmlns:r="http://schemas.openxmlformats.org/officeDocument/2006/relationships" xmlns:m="http://schemas.openxmlformats.org/officeDocument/2006/math" xmlns:v="urn:schemas-microsoft-com:vml" xmlns:wp14="http://schemas.microsoft.com/office/word/2010/wordprocessingDrawing" xmlns:wp="http://schemas.openxmlformats.org/drawingml/2006/wordprocessingDrawing" xmlns:w10="urn:schemas-microsoft-com:office:word" xmlns:w="http://schemas.openxmlformats.org/wordprocessingml/2006/main" xmlns:w14="http://schemas.microsoft.com/office/word/2010/wordml" xmlns:w15="http://schemas.microsoft.com/office/word/2012/wordml" xmlns:wpg="http://schemas.microsoft.com/office/word/2010/wordprocessingGroup" xmlns:wpi="http://schemas.microsoft.com/office/word/2010/wordprocessingInk" xmlns:wne="http://schemas.microsoft.com/office/word/2006/wordml" xmlns:wps="http://schemas.microsoft.com/office/word/2010/wordprocessingShape" xmlns:wpsCustomData="http://www.wps.cn/officeDocument/2013/wpsCustomData" mc:Ignorable="w14 w15 wp14">
+  <w:p>
+    <w:pPr>
+      <w:pStyle w:val="14"/>
+      <w:pBdr>
+        <w:bottom w:val="single" w:color="auto" w:sz="4" w:space="1"/>
+      </w:pBdr>
+      <w:jc w:val="center"/>
+      <w:rPr>
+        <w:rFonts w:hint="default" w:eastAsiaTheme="minorEastAsia"/>
+        <w:lang w:val="en-US" w:eastAsia="zh-CN"/>
+      </w:rPr>
+    </w:pPr>
+    <w:r>
+      <w:rPr>
+        <w:rFonts w:hint="eastAsia"/>
+        <w:lang w:val="en-US" w:eastAsia="zh-CN"/>
+      </w:rPr>
+      <w:t>“灵眸伴宠”——基于STM32的自主伴随宠物式机器人</w:t>
+    </w:r>
+  </w:p>
+</w:hdr>
 </file>
 
 <file path=word/numbering.xml><?xml version="1.0" encoding="utf-8"?>
@@ -5746,7 +5779,9 @@
 
 <file path=customXml/item1.xml><?xml version="1.0" encoding="utf-8"?>
 <s:customData xmlns="http://www.wps.cn/officeDocument/2013/wpsCustomData" xmlns:s="http://www.wps.cn/officeDocument/2013/wpsCustomData">
-  <customSectProps/>
+  <customSectProps>
+    <customSectPr/>
+  </customSectProps>
   <customShpExts>
     <customShpInfo spid="_x0000_s1026" textRotate="1"/>
   </customShpExts>

--- a/项目说明书/项目设计说明书_新.docx
+++ b/项目说明书/项目设计说明书_新.docx
@@ -204,8 +204,8 @@
           <w:docGrid w:type="lines" w:linePitch="312" w:charSpace="0"/>
         </w:sectPr>
       </w:pPr>
-      <w:bookmarkStart w:id="0" w:name="_Toc228225179"/>
-      <w:bookmarkStart w:id="1" w:name="heading_3"/>
+      <w:bookmarkStart w:id="0" w:name="heading_3"/>
+      <w:bookmarkStart w:id="1" w:name="_Toc228225179"/>
     </w:p>
     <w:p>
       <w:pPr>
@@ -478,8 +478,8 @@
       <w:pPr>
         <w:pStyle w:val="49"/>
       </w:pPr>
-      <w:bookmarkStart w:id="3" w:name="_Toc228225185"/>
-      <w:bookmarkStart w:id="4" w:name="heading_9"/>
+      <w:bookmarkStart w:id="3" w:name="heading_9"/>
+      <w:bookmarkStart w:id="4" w:name="_Toc228225185"/>
       <w:r>
         <w:t>第二章 系统总体方案设计</w:t>
       </w:r>
@@ -884,15 +884,14 @@
       </w:pPr>
       <w:r>
         <w:rPr>
-          <w:rFonts w:hint="eastAsia" w:ascii="宋体" w:hAnsi="宋体" w:eastAsia="宋体" w:cs="Arial"/>
-          <w:sz w:val="24"/>
-          <w:lang w:eastAsia="zh-CN"/>
+          <w:rFonts w:ascii="宋体" w:hAnsi="宋体" w:eastAsia="宋体" w:cs="Arial"/>
+          <w:sz w:val="24"/>
         </w:rPr>
         <w:drawing>
-          <wp:inline distT="0" distB="0" distL="114300" distR="114300">
-            <wp:extent cx="4901565" cy="3543300"/>
-            <wp:effectExtent l="0" t="0" r="5715" b="7620"/>
-            <wp:docPr id="1" name="图片 1" descr="图2"/>
+          <wp:inline distT="0" distB="0" distL="0" distR="0">
+            <wp:extent cx="5269230" cy="2964815"/>
+            <wp:effectExtent l="0" t="0" r="7620" b="6985"/>
+            <wp:docPr id="1793337267" name="图片 2"/>
             <wp:cNvGraphicFramePr>
               <a:graphicFrameLocks xmlns:a="http://schemas.openxmlformats.org/drawingml/2006/main" noChangeAspect="1"/>
             </wp:cNvGraphicFramePr>
@@ -900,13 +899,20 @@
               <a:graphicData uri="http://schemas.openxmlformats.org/drawingml/2006/picture">
                 <pic:pic xmlns:pic="http://schemas.openxmlformats.org/drawingml/2006/picture">
                   <pic:nvPicPr>
-                    <pic:cNvPr id="1" name="图片 1" descr="图2"/>
+                    <pic:cNvPr id="1793337267" name="图片 2"/>
                     <pic:cNvPicPr>
-                      <a:picLocks noChangeAspect="1"/>
+                      <a:picLocks noChangeAspect="1" noChangeArrowheads="1"/>
                     </pic:cNvPicPr>
                   </pic:nvPicPr>
                   <pic:blipFill>
-                    <a:blip r:embed="rId10"/>
+                    <a:blip r:embed="rId10" cstate="print">
+                      <a:extLst>
+                        <a:ext uri="{28A0092B-C50C-407E-A947-70E740481C1C}">
+                          <a14:useLocalDpi xmlns:a14="http://schemas.microsoft.com/office/drawing/2010/main" val="0"/>
+                        </a:ext>
+                      </a:extLst>
+                    </a:blip>
+                    <a:srcRect/>
                     <a:stretch>
                       <a:fillRect/>
                     </a:stretch>
@@ -914,11 +920,15 @@
                   <pic:spPr>
                     <a:xfrm>
                       <a:off x="0" y="0"/>
-                      <a:ext cx="4901565" cy="3543300"/>
+                      <a:ext cx="5269230" cy="2964815"/>
                     </a:xfrm>
                     <a:prstGeom prst="rect">
                       <a:avLst/>
                     </a:prstGeom>
+                    <a:noFill/>
+                    <a:ln>
+                      <a:noFill/>
+                    </a:ln>
                   </pic:spPr>
                 </pic:pic>
               </a:graphicData>
@@ -926,6 +936,8 @@
           </wp:inline>
         </w:drawing>
       </w:r>
+      <w:bookmarkStart w:id="59" w:name="_GoBack"/>
+      <w:bookmarkEnd w:id="59"/>
     </w:p>
     <w:p>
       <w:pPr>
@@ -1353,8 +1365,8 @@
       <w:pPr>
         <w:pStyle w:val="55"/>
       </w:pPr>
-      <w:bookmarkStart w:id="14" w:name="heading_13"/>
-      <w:bookmarkStart w:id="15" w:name="_Toc228225189"/>
+      <w:bookmarkStart w:id="14" w:name="_Toc228225189"/>
+      <w:bookmarkStart w:id="15" w:name="heading_13"/>
       <w:r>
         <w:t>3.2.1 主控核心模块设计</w:t>
       </w:r>
@@ -1515,8 +1527,8 @@
       <w:pPr>
         <w:pStyle w:val="55"/>
       </w:pPr>
-      <w:bookmarkStart w:id="22" w:name="heading_17"/>
-      <w:bookmarkStart w:id="23" w:name="_Toc228225193"/>
+      <w:bookmarkStart w:id="22" w:name="_Toc228225193"/>
+      <w:bookmarkStart w:id="23" w:name="heading_17"/>
       <w:r>
         <w:t>3.2.5 声光交互模块与电源管理模块设计</w:t>
       </w:r>
@@ -1560,8 +1572,8 @@
       <w:pPr>
         <w:pStyle w:val="49"/>
       </w:pPr>
-      <w:bookmarkStart w:id="24" w:name="heading_19"/>
-      <w:bookmarkStart w:id="25" w:name="_Toc228225195"/>
+      <w:bookmarkStart w:id="24" w:name="_Toc228225195"/>
+      <w:bookmarkStart w:id="25" w:name="heading_19"/>
       <w:r>
         <w:t>第四章 系统软件设计</w:t>
       </w:r>
@@ -1635,8 +1647,8 @@
         <w:pStyle w:val="53"/>
       </w:pPr>
       <w:bookmarkStart w:id="26" w:name="_Toc229321859"/>
-      <w:bookmarkStart w:id="27" w:name="_Toc228225196"/>
-      <w:bookmarkStart w:id="28" w:name="heading_20"/>
+      <w:bookmarkStart w:id="27" w:name="heading_20"/>
+      <w:bookmarkStart w:id="28" w:name="_Toc228225196"/>
       <w:r>
         <w:t>4.1 软件总体设计</w:t>
       </w:r>
@@ -2234,7 +2246,6 @@
           <w:lang w:eastAsia="zh-CN"/>
         </w:rPr>
       </w:pPr>
-      <w:bookmarkStart w:id="59" w:name="_GoBack"/>
       <w:r>
         <w:rPr>
           <w:rFonts w:hint="eastAsia" w:ascii="宋体" w:hAnsi="宋体" w:eastAsia="宋体" w:cs="Arial"/>
@@ -2243,8 +2254,8 @@
         </w:rPr>
         <w:drawing>
           <wp:inline distT="0" distB="0" distL="114300" distR="114300">
-            <wp:extent cx="4933315" cy="4959350"/>
-            <wp:effectExtent l="0" t="0" r="4445" b="8890"/>
+            <wp:extent cx="4535805" cy="4559935"/>
+            <wp:effectExtent l="0" t="0" r="5715" b="12065"/>
             <wp:docPr id="8" name="图片 8" descr="app设计拼图 "/>
             <wp:cNvGraphicFramePr>
               <a:graphicFrameLocks xmlns:a="http://schemas.openxmlformats.org/drawingml/2006/main" noChangeAspect="1"/>
@@ -2267,7 +2278,7 @@
                   <pic:spPr>
                     <a:xfrm>
                       <a:off x="0" y="0"/>
-                      <a:ext cx="4933315" cy="4959350"/>
+                      <a:ext cx="4535805" cy="4559935"/>
                     </a:xfrm>
                     <a:prstGeom prst="rect">
                       <a:avLst/>
@@ -2279,7 +2290,6 @@
           </wp:inline>
         </w:drawing>
       </w:r>
-      <w:bookmarkEnd w:id="59"/>
     </w:p>
     <w:p>
       <w:pPr>
@@ -2324,8 +2334,8 @@
       <w:pPr>
         <w:pStyle w:val="49"/>
       </w:pPr>
-      <w:bookmarkStart w:id="37" w:name="_Toc228225204"/>
-      <w:bookmarkStart w:id="38" w:name="heading_28"/>
+      <w:bookmarkStart w:id="37" w:name="heading_28"/>
+      <w:bookmarkStart w:id="38" w:name="_Toc228225204"/>
       <w:r>
         <w:t>第五章 机械结构设计</w:t>
       </w:r>
@@ -2703,8 +2713,8 @@
       <w:pPr>
         <w:pStyle w:val="53"/>
       </w:pPr>
-      <w:bookmarkStart w:id="42" w:name="heading_30"/>
-      <w:bookmarkStart w:id="43" w:name="_Toc228225206"/>
+      <w:bookmarkStart w:id="42" w:name="_Toc228225206"/>
+      <w:bookmarkStart w:id="43" w:name="heading_30"/>
       <w:r>
         <w:t>5.2 各部分机械结构详细设计</w:t>
       </w:r>
@@ -3475,8 +3485,8 @@
       <w:pPr>
         <w:pStyle w:val="53"/>
       </w:pPr>
-      <w:bookmarkStart w:id="47" w:name="heading_44"/>
-      <w:bookmarkStart w:id="48" w:name="_Toc228225220"/>
+      <w:bookmarkStart w:id="47" w:name="_Toc228225220"/>
+      <w:bookmarkStart w:id="48" w:name="heading_44"/>
       <w:r>
         <w:rPr>
           <w:rFonts w:hint="eastAsia"/>
@@ -3687,8 +3697,8 @@
       <w:pPr>
         <w:pStyle w:val="55"/>
       </w:pPr>
-      <w:bookmarkStart w:id="53" w:name="heading_47"/>
-      <w:bookmarkStart w:id="54" w:name="_Toc228225223"/>
+      <w:bookmarkStart w:id="53" w:name="_Toc228225223"/>
+      <w:bookmarkStart w:id="54" w:name="heading_47"/>
       <w:r>
         <w:rPr>
           <w:rFonts w:hint="eastAsia"/>
@@ -3899,8 +3909,8 @@
           <w:lang w:val="en-US" w:eastAsia="zh-CN"/>
         </w:rPr>
       </w:pPr>
-      <w:bookmarkStart w:id="57" w:name="_Toc228225225"/>
-      <w:bookmarkStart w:id="58" w:name="heading_49"/>
+      <w:bookmarkStart w:id="57" w:name="heading_49"/>
+      <w:bookmarkStart w:id="58" w:name="_Toc228225225"/>
       <w:r>
         <w:rPr>
           <w:rFonts w:hint="eastAsia"/>
